--- a/internal/emfees/assets/memo_template.docx
+++ b/internal/emfees/assets/memo_template.docx
@@ -190,8 +190,6 @@
         <w:fldChar w:fldCharType="end"/>
       </w:r>
     </w:p>
-    <w:p/>
-    <w:p/>
     <w:p>
       <w:pPr>
         <w:rPr>
@@ -204,7 +202,7 @@
           <w:b/>
           <w:bCs/>
         </w:rPr>
-        <w:t>Defendant:</w:t>
+        <w:t xml:space="preserve">Defendant:</w:t>
       </w:r>
       <w:r>
         <w:t xml:space="preserve">  </w:t>
@@ -258,28 +256,20 @@
       <w:r>
         <w:fldChar w:fldCharType="end"/>
       </w:r>
-      <w:r>
-        <w:tab/>
-      </w:r>
-      <w:r>
-        <w:tab/>
-      </w:r>
-      <w:r>
-        <w:t xml:space="preserve">                </w:t>
-      </w:r>
-      <w:r>
+    </w:p>
+    <w:p>
+      <w:pPr>
         <w:rPr>
           <w:b/>
           <w:bCs/>
         </w:rPr>
-        <w:t>IDN</w:t>
-      </w:r>
+      </w:pPr>
       <w:r>
         <w:rPr>
           <w:b/>
           <w:bCs/>
         </w:rPr>
-        <w:t>:</w:t>
+        <w:t xml:space="preserve">IDN:</w:t>
       </w:r>
       <w:r>
         <w:t xml:space="preserve">  </w:t>
@@ -333,25 +323,23 @@
       <w:r>
         <w:fldChar w:fldCharType="end"/>
       </w:r>
-      <w:r>
-        <w:tab/>
-      </w:r>
-      <w:r>
-        <w:tab/>
-      </w:r>
-      <w:r>
+    </w:p>
+    <w:p>
+      <w:pPr>
         <w:rPr>
           <w:b/>
           <w:bCs/>
         </w:rPr>
-        <w:t>Warrant/Docket:</w:t>
-      </w:r>
+      </w:pPr>
       <w:r>
         <w:rPr>
           <w:b/>
           <w:bCs/>
         </w:rPr>
-        <w:t xml:space="preserve"> </w:t>
+        <w:t xml:space="preserve">Warrant/Docket:</w:t>
+      </w:r>
+      <w:r>
+        <w:t xml:space="preserve">  </w:t>
       </w:r>
       <w:r>
         <w:fldChar w:fldCharType="begin">
@@ -401,16 +389,6 @@
       </w:r>
       <w:r>
         <w:fldChar w:fldCharType="end"/>
-      </w:r>
-      <w:r>
-        <w:rPr>
-          <w:b/>
-          <w:bCs/>
-        </w:rPr>
-        <w:tab/>
-      </w:r>
-      <w:r>
-        <w:t xml:space="preserve">                     </w:t>
       </w:r>
     </w:p>
     <w:p>
